--- a/Course/1 Component 1 - Computer Systems/1.3 Exchanging Data/1.3.1 Compression, Encryption and Hashing/4 Homework (editable).docx
+++ b/Course/1 Component 1 - Computer Systems/1.3 Exchanging Data/1.3.1 Compression, Encryption and Hashing/4 Homework (editable).docx
@@ -7,62 +7,26 @@
         <w:pStyle w:val="Heading1"/>
       </w:pPr>
       <w:r>
+        <w:rPr>
+          <w:b w:val="0"/>
+          <w:i w:val="0"/>
+        </w:rPr>
         <w:t>Homework — 1.3.1 Compression, Encryption and Hashing</w:t>
       </w:r>
     </w:p>
     <w:p>
       <w:r>
-        <w:t xml:space="preserve">Name: </w:t>
-      </w:r>
-      <w:r>
         <w:rPr>
-          <w:b/>
+          <w:b w:val="0"/>
+          <w:i w:val="0"/>
         </w:rPr>
-        <w:t>_</w:t>
-      </w:r>
-      <w:r>
-        <w:rPr>
-          <w:b/>
-        </w:rPr>
-        <w:t>_</w:t>
-      </w:r>
-      <w:r>
-        <w:rPr>
-          <w:b/>
-        </w:rPr>
-        <w:t>_</w:t>
-      </w:r>
-      <w:r>
-        <w:rPr>
-          <w:b/>
-        </w:rPr>
-        <w:t>_</w:t>
-      </w:r>
-      <w:r>
-        <w:rPr>
-          <w:b/>
-        </w:rPr>
-        <w:t xml:space="preserve">   Date: </w:t>
-      </w:r>
-      <w:r>
-        <w:rPr>
-          <w:b/>
-        </w:rPr>
-        <w:t>_</w:t>
-      </w:r>
-      <w:r>
-        <w:rPr>
-          <w:b/>
-        </w:rPr>
-        <w:t xml:space="preserve">_   Mark: </w:t>
-      </w:r>
-      <w:r>
-        <w:t>____ / 20</w:t>
+        <w:t>Name: ______________________   Date: __________   Mark: ______ / 20</w:t>
       </w:r>
     </w:p>
     <w:p>
       <w:r>
         <w:rPr>
+          <w:b w:val="0"/>
           <w:i/>
         </w:rPr>
         <w:t>OCR H446 — set after the 1.3.1 lesson. Show your working.</w:t>
@@ -73,6 +37,10 @@
         <w:pStyle w:val="Heading2"/>
       </w:pPr>
       <w:r>
+        <w:rPr>
+          <w:b w:val="0"/>
+          <w:i w:val="0"/>
+        </w:rPr>
         <w:t>Part A — This week's topic (~14 marks)</w:t>
       </w:r>
     </w:p>
@@ -80,32 +48,48 @@
       <w:r>
         <w:rPr>
           <w:b/>
+          <w:i w:val="0"/>
         </w:rPr>
         <w:t>1.</w:t>
       </w:r>
       <w:r>
+        <w:rPr>
+          <w:b w:val="0"/>
+          <w:i w:val="0"/>
+        </w:rPr>
         <w:t xml:space="preserve"> A backup program stores software installers and a folder of source-code text files. State which type of compression (lossless or lossy) should be used and give </w:t>
       </w:r>
       <w:r>
         <w:rPr>
           <w:b/>
+          <w:i w:val="0"/>
         </w:rPr>
         <w:t>one</w:t>
       </w:r>
       <w:r>
+        <w:rPr>
+          <w:b w:val="0"/>
+          <w:i w:val="0"/>
+        </w:rPr>
         <w:t xml:space="preserve"> reason why this type is essential for these files. </w:t>
       </w:r>
       <w:r>
         <w:rPr>
           <w:b/>
+          <w:i w:val="0"/>
         </w:rPr>
         <w:t>[2]</w:t>
       </w:r>
       <w:r>
+        <w:rPr>
+          <w:b w:val="0"/>
+          <w:i w:val="0"/>
+        </w:rPr>
         <w:t xml:space="preserve"> </w:t>
       </w:r>
       <w:r>
         <w:rPr>
+          <w:b w:val="0"/>
           <w:i/>
         </w:rPr>
         <w:t>(AO1/AO2)</w:t>
@@ -153,32 +137,48 @@
       <w:r>
         <w:rPr>
           <w:b/>
+          <w:i w:val="0"/>
         </w:rPr>
         <w:t>2.</w:t>
       </w:r>
       <w:r>
+        <w:rPr>
+          <w:b w:val="0"/>
+          <w:i w:val="0"/>
+        </w:rPr>
         <w:t xml:space="preserve"> Apply </w:t>
       </w:r>
       <w:r>
         <w:rPr>
           <w:b/>
+          <w:i w:val="0"/>
         </w:rPr>
         <w:t>Run Length Encoding</w:t>
       </w:r>
       <w:r>
+        <w:rPr>
+          <w:b w:val="0"/>
+          <w:i w:val="0"/>
+        </w:rPr>
         <w:t xml:space="preserve"> to the following row of pixels. Write your answer as value+count pairs. </w:t>
       </w:r>
       <w:r>
         <w:rPr>
           <w:b/>
+          <w:i w:val="0"/>
         </w:rPr>
         <w:t>[2]</w:t>
       </w:r>
       <w:r>
+        <w:rPr>
+          <w:b w:val="0"/>
+          <w:i w:val="0"/>
+        </w:rPr>
         <w:t xml:space="preserve"> </w:t>
       </w:r>
       <w:r>
         <w:rPr>
+          <w:b w:val="0"/>
           <w:i/>
         </w:rPr>
         <w:t>(AO2)</w:t>
@@ -212,6 +212,8 @@
       <w:r>
         <w:rPr>
           <w:rFonts w:ascii="Consolas" w:hAnsi="Consolas"/>
+          <w:b w:val="0"/>
+          <w:i w:val="0"/>
           <w:sz w:val="19"/>
         </w:rPr>
         <w:t>R R R R G G G R R B B B B</w:t>
@@ -228,33 +230,50 @@
       <w:r>
         <w:rPr>
           <w:b/>
+          <w:i w:val="0"/>
         </w:rPr>
         <w:t>3.</w:t>
       </w:r>
       <w:r>
+        <w:rPr>
+          <w:b w:val="0"/>
+          <w:i w:val="0"/>
+        </w:rPr>
         <w:t xml:space="preserve"> A different row of pixels is </w:t>
       </w:r>
       <w:r>
         <w:rPr>
           <w:rFonts w:ascii="Consolas" w:hAnsi="Consolas"/>
+          <w:b w:val="0"/>
+          <w:i w:val="0"/>
           <w:sz w:val="19"/>
         </w:rPr>
         <w:t>R G R G R G R G</w:t>
       </w:r>
       <w:r>
+        <w:rPr>
+          <w:b w:val="0"/>
+          <w:i w:val="0"/>
+        </w:rPr>
         <w:t xml:space="preserve">. Explain why applying RLE to this row is a poor choice, referring to the size of the encoded output. </w:t>
       </w:r>
       <w:r>
         <w:rPr>
           <w:b/>
+          <w:i w:val="0"/>
         </w:rPr>
         <w:t>[2]</w:t>
       </w:r>
       <w:r>
+        <w:rPr>
+          <w:b w:val="0"/>
+          <w:i w:val="0"/>
+        </w:rPr>
         <w:t xml:space="preserve"> </w:t>
       </w:r>
       <w:r>
         <w:rPr>
+          <w:b w:val="0"/>
           <w:i/>
         </w:rPr>
         <w:t>(AO2)</w:t>
@@ -302,41 +321,62 @@
       <w:r>
         <w:rPr>
           <w:b/>
+          <w:i w:val="0"/>
         </w:rPr>
         <w:t>4.</w:t>
       </w:r>
       <w:r>
+        <w:rPr>
+          <w:b w:val="0"/>
+          <w:i w:val="0"/>
+        </w:rPr>
         <w:t xml:space="preserve"> Explain how </w:t>
       </w:r>
       <w:r>
         <w:rPr>
           <w:b/>
+          <w:i w:val="0"/>
         </w:rPr>
         <w:t>dictionary-based compression</w:t>
       </w:r>
       <w:r>
+        <w:rPr>
+          <w:b w:val="0"/>
+          <w:i w:val="0"/>
+        </w:rPr>
         <w:t xml:space="preserve"> reduces the size of a large text document, and state </w:t>
       </w:r>
       <w:r>
         <w:rPr>
           <w:b/>
+          <w:i w:val="0"/>
         </w:rPr>
         <w:t>one</w:t>
       </w:r>
       <w:r>
+        <w:rPr>
+          <w:b w:val="0"/>
+          <w:i w:val="0"/>
+        </w:rPr>
         <w:t xml:space="preserve"> thing that must be supplied alongside the compressed data so it can be restored. </w:t>
       </w:r>
       <w:r>
         <w:rPr>
           <w:b/>
+          <w:i w:val="0"/>
         </w:rPr>
         <w:t>[3]</w:t>
       </w:r>
       <w:r>
+        <w:rPr>
+          <w:b w:val="0"/>
+          <w:i w:val="0"/>
+        </w:rPr>
         <w:t xml:space="preserve"> </w:t>
       </w:r>
       <w:r>
         <w:rPr>
+          <w:b w:val="0"/>
           <w:i/>
         </w:rPr>
         <w:t>(AO1/AO2)</w:t>
@@ -399,32 +439,48 @@
       <w:r>
         <w:rPr>
           <w:b/>
+          <w:i w:val="0"/>
         </w:rPr>
         <w:t>5.</w:t>
       </w:r>
       <w:r>
+        <w:rPr>
+          <w:b w:val="0"/>
+          <w:i w:val="0"/>
+        </w:rPr>
         <w:t xml:space="preserve"> Alice wants to send a confidential file to Bob, whom she has never met, over the internet. Explain how </w:t>
       </w:r>
       <w:r>
         <w:rPr>
           <w:b/>
+          <w:i w:val="0"/>
         </w:rPr>
         <w:t>asymmetric encryption</w:t>
       </w:r>
       <w:r>
+        <w:rPr>
+          <w:b w:val="0"/>
+          <w:i w:val="0"/>
+        </w:rPr>
         <w:t xml:space="preserve"> allows Bob to receive the file so that only he can read it. Refer to the public key and the private key. </w:t>
       </w:r>
       <w:r>
         <w:rPr>
           <w:b/>
+          <w:i w:val="0"/>
         </w:rPr>
         <w:t>[3]</w:t>
       </w:r>
       <w:r>
+        <w:rPr>
+          <w:b w:val="0"/>
+          <w:i w:val="0"/>
+        </w:rPr>
         <w:t xml:space="preserve"> </w:t>
       </w:r>
       <w:r>
         <w:rPr>
+          <w:b w:val="0"/>
           <w:i/>
         </w:rPr>
         <w:t>(AO2)</w:t>
@@ -487,37 +543,57 @@
       <w:r>
         <w:rPr>
           <w:b/>
+          <w:i w:val="0"/>
         </w:rPr>
         <w:t>6.</w:t>
       </w:r>
       <w:r>
+        <w:rPr>
+          <w:b w:val="0"/>
+          <w:i w:val="0"/>
+        </w:rPr>
         <w:t xml:space="preserve"> A website stores a hash of each user's password rather than the password itself.</w:t>
       </w:r>
     </w:p>
     <w:p>
       <w:r>
+        <w:rPr>
+          <w:b w:val="0"/>
+          <w:i w:val="0"/>
+        </w:rPr>
         <w:t xml:space="preserve">(a) State </w:t>
       </w:r>
       <w:r>
         <w:rPr>
           <w:b/>
+          <w:i w:val="0"/>
         </w:rPr>
         <w:t>one</w:t>
       </w:r>
       <w:r>
+        <w:rPr>
+          <w:b w:val="0"/>
+          <w:i w:val="0"/>
+        </w:rPr>
         <w:t xml:space="preserve"> property of a hash function that makes this safe even if the database of hashes is stolen. </w:t>
       </w:r>
       <w:r>
         <w:rPr>
           <w:b/>
+          <w:i w:val="0"/>
         </w:rPr>
         <w:t>[1]</w:t>
       </w:r>
       <w:r>
+        <w:rPr>
+          <w:b w:val="0"/>
+          <w:i w:val="0"/>
+        </w:rPr>
         <w:t xml:space="preserve"> </w:t>
       </w:r>
       <w:r>
         <w:rPr>
+          <w:b w:val="0"/>
           <w:i/>
         </w:rPr>
         <w:t>(AO1)</w:t>
@@ -548,19 +624,29 @@
     </w:p>
     <w:p>
       <w:r>
+        <w:rPr>
+          <w:b w:val="0"/>
+          <w:i w:val="0"/>
+        </w:rPr>
         <w:t xml:space="preserve">(b) Describe how the system checks that a user has entered the correct password at login, without ever storing the plaintext password. </w:t>
       </w:r>
       <w:r>
         <w:rPr>
           <w:b/>
+          <w:i w:val="0"/>
         </w:rPr>
         <w:t>[1]</w:t>
       </w:r>
       <w:r>
+        <w:rPr>
+          <w:b w:val="0"/>
+          <w:i w:val="0"/>
+        </w:rPr>
         <w:t xml:space="preserve"> </w:t>
       </w:r>
       <w:r>
         <w:rPr>
+          <w:b w:val="0"/>
           <w:i/>
         </w:rPr>
         <w:t>(AO2)</w:t>
@@ -594,6 +680,10 @@
         <w:pStyle w:val="Heading2"/>
       </w:pPr>
       <w:r>
+        <w:rPr>
+          <w:b w:val="0"/>
+          <w:i w:val="0"/>
+        </w:rPr>
         <w:t>Part B — Retrieval: keep it fresh (~6 marks)</w:t>
       </w:r>
     </w:p>
@@ -601,41 +691,62 @@
       <w:r>
         <w:rPr>
           <w:b/>
+          <w:i w:val="0"/>
         </w:rPr>
         <w:t>7.</w:t>
       </w:r>
       <w:r>
+        <w:rPr>
+          <w:b w:val="0"/>
+          <w:i w:val="0"/>
+        </w:rPr>
         <w:t xml:space="preserve"> </w:t>
       </w:r>
       <w:r>
         <w:rPr>
+          <w:b w:val="0"/>
           <w:i/>
         </w:rPr>
         <w:t>(1.2.4)</w:t>
       </w:r>
       <w:r>
+        <w:rPr>
+          <w:b w:val="0"/>
+          <w:i w:val="0"/>
+        </w:rPr>
         <w:t xml:space="preserve"> Explain </w:t>
       </w:r>
       <w:r>
         <w:rPr>
           <w:b/>
+          <w:i w:val="0"/>
         </w:rPr>
         <w:t>one</w:t>
       </w:r>
       <w:r>
+        <w:rPr>
+          <w:b w:val="0"/>
+          <w:i w:val="0"/>
+        </w:rPr>
         <w:t xml:space="preserve"> difference between a compiler and an interpreter. </w:t>
       </w:r>
       <w:r>
         <w:rPr>
           <w:b/>
+          <w:i w:val="0"/>
         </w:rPr>
         <w:t>[2]</w:t>
       </w:r>
       <w:r>
+        <w:rPr>
+          <w:b w:val="0"/>
+          <w:i w:val="0"/>
+        </w:rPr>
         <w:t xml:space="preserve"> </w:t>
       </w:r>
       <w:r>
         <w:rPr>
+          <w:b w:val="0"/>
           <w:i/>
         </w:rPr>
         <w:t>(AO1)</w:t>
@@ -683,50 +794,76 @@
       <w:r>
         <w:rPr>
           <w:b/>
+          <w:i w:val="0"/>
         </w:rPr>
         <w:t>8.</w:t>
       </w:r>
       <w:r>
+        <w:rPr>
+          <w:b w:val="0"/>
+          <w:i w:val="0"/>
+        </w:rPr>
         <w:t xml:space="preserve"> </w:t>
       </w:r>
       <w:r>
         <w:rPr>
+          <w:b w:val="0"/>
           <w:i/>
         </w:rPr>
         <w:t>(1.1.1)</w:t>
       </w:r>
       <w:r>
+        <w:rPr>
+          <w:b w:val="0"/>
+          <w:i w:val="0"/>
+        </w:rPr>
         <w:t xml:space="preserve"> State what is held in the </w:t>
       </w:r>
       <w:r>
         <w:rPr>
           <w:b/>
+          <w:i w:val="0"/>
         </w:rPr>
         <w:t>MAR</w:t>
       </w:r>
       <w:r>
+        <w:rPr>
+          <w:b w:val="0"/>
+          <w:i w:val="0"/>
+        </w:rPr>
         <w:t xml:space="preserve"> and the </w:t>
       </w:r>
       <w:r>
         <w:rPr>
           <w:b/>
+          <w:i w:val="0"/>
         </w:rPr>
         <w:t>MDR</w:t>
       </w:r>
       <w:r>
+        <w:rPr>
+          <w:b w:val="0"/>
+          <w:i w:val="0"/>
+        </w:rPr>
         <w:t xml:space="preserve"> during the fetch stage of the fetch–decode–execute cycle. </w:t>
       </w:r>
       <w:r>
         <w:rPr>
           <w:b/>
+          <w:i w:val="0"/>
         </w:rPr>
         <w:t>[2]</w:t>
       </w:r>
       <w:r>
+        <w:rPr>
+          <w:b w:val="0"/>
+          <w:i w:val="0"/>
+        </w:rPr>
         <w:t xml:space="preserve"> </w:t>
       </w:r>
       <w:r>
         <w:rPr>
+          <w:b w:val="0"/>
           <w:i/>
         </w:rPr>
         <w:t>(AO1)</w:t>
@@ -774,41 +911,62 @@
       <w:r>
         <w:rPr>
           <w:b/>
+          <w:i w:val="0"/>
         </w:rPr>
         <w:t>9.</w:t>
       </w:r>
       <w:r>
+        <w:rPr>
+          <w:b w:val="0"/>
+          <w:i w:val="0"/>
+        </w:rPr>
         <w:t xml:space="preserve"> </w:t>
       </w:r>
       <w:r>
         <w:rPr>
+          <w:b w:val="0"/>
           <w:i/>
         </w:rPr>
         <w:t>(1.2.1)</w:t>
       </w:r>
       <w:r>
+        <w:rPr>
+          <w:b w:val="0"/>
+          <w:i w:val="0"/>
+        </w:rPr>
         <w:t xml:space="preserve"> State the purpose of the </w:t>
       </w:r>
       <w:r>
         <w:rPr>
           <w:b/>
+          <w:i w:val="0"/>
         </w:rPr>
         <w:t>scheduler</w:t>
       </w:r>
       <w:r>
+        <w:rPr>
+          <w:b w:val="0"/>
+          <w:i w:val="0"/>
+        </w:rPr>
         <w:t xml:space="preserve"> in an operating system. </w:t>
       </w:r>
       <w:r>
         <w:rPr>
           <w:b/>
+          <w:i w:val="0"/>
         </w:rPr>
         <w:t>[2]</w:t>
       </w:r>
       <w:r>
+        <w:rPr>
+          <w:b w:val="0"/>
+          <w:i w:val="0"/>
+        </w:rPr>
         <w:t xml:space="preserve"> </w:t>
       </w:r>
       <w:r>
         <w:rPr>
+          <w:b w:val="0"/>
           <w:i/>
         </w:rPr>
         <w:t>(AO1)</w:t>

--- a/Course/1 Component 1 - Computer Systems/1.3 Exchanging Data/1.3.1 Compression, Encryption and Hashing/4 Homework (editable).docx
+++ b/Course/1 Component 1 - Computer Systems/1.3 Exchanging Data/1.3.1 Compression, Encryption and Hashing/4 Homework (editable).docx
@@ -95,30 +95,32 @@
         <w:t>(AO1/AO2)</w:t>
       </w:r>
     </w:p>
-    <w:p>
-      <w:pPr>
-        <w:spacing w:before="260"/>
-        <w:pBdr>
-          <w:bottom w:val="single" w:sz="4" w:space="1" w:color="AAB4C0"/>
-        </w:pBdr>
-      </w:pPr>
-    </w:p>
-    <w:p>
-      <w:pPr>
-        <w:spacing w:before="260"/>
-        <w:pBdr>
-          <w:bottom w:val="single" w:sz="4" w:space="1" w:color="AAB4C0"/>
-        </w:pBdr>
-      </w:pPr>
-    </w:p>
-    <w:p>
-      <w:pPr>
-        <w:spacing w:before="260"/>
-        <w:pBdr>
-          <w:bottom w:val="single" w:sz="4" w:space="1" w:color="AAB4C0"/>
-        </w:pBdr>
-      </w:pPr>
-    </w:p>
+    <w:tbl>
+      <w:tblPr>
+        <w:tblStyle w:val="TableGrid"/>
+        <w:tblW w:type="auto" w:w="0"/>
+        <w:tblLook w:firstColumn="1" w:firstRow="1" w:lastColumn="0" w:lastRow="0" w:noHBand="0" w:noVBand="1" w:val="04A0"/>
+      </w:tblPr>
+      <w:tblGrid>
+        <w:gridCol w:w="8640"/>
+      </w:tblGrid>
+      <w:tr>
+        <w:trPr>
+          <w:trHeight w:val="1020" w:hRule="atLeast"/>
+        </w:trPr>
+        <w:tc>
+          <w:tcPr>
+            <w:tcW w:type="dxa" w:w="8640"/>
+          </w:tcPr>
+          <w:p>
+            <w:pPr>
+              <w:spacing w:before="40"/>
+            </w:pPr>
+          </w:p>
+        </w:tc>
+      </w:tr>
+    </w:tbl>
+    <w:p/>
     <w:p>
       <w:pPr>
         <w:pBdr>
@@ -184,30 +186,32 @@
         <w:t>(AO2)</w:t>
       </w:r>
     </w:p>
-    <w:p>
-      <w:pPr>
-        <w:spacing w:before="260"/>
-        <w:pBdr>
-          <w:bottom w:val="single" w:sz="4" w:space="1" w:color="AAB4C0"/>
-        </w:pBdr>
-      </w:pPr>
-    </w:p>
-    <w:p>
-      <w:pPr>
-        <w:spacing w:before="260"/>
-        <w:pBdr>
-          <w:bottom w:val="single" w:sz="4" w:space="1" w:color="AAB4C0"/>
-        </w:pBdr>
-      </w:pPr>
-    </w:p>
-    <w:p>
-      <w:pPr>
-        <w:spacing w:before="260"/>
-        <w:pBdr>
-          <w:bottom w:val="single" w:sz="4" w:space="1" w:color="AAB4C0"/>
-        </w:pBdr>
-      </w:pPr>
-    </w:p>
+    <w:tbl>
+      <w:tblPr>
+        <w:tblStyle w:val="TableGrid"/>
+        <w:tblW w:type="auto" w:w="0"/>
+        <w:tblLook w:firstColumn="1" w:firstRow="1" w:lastColumn="0" w:lastRow="0" w:noHBand="0" w:noVBand="1" w:val="04A0"/>
+      </w:tblPr>
+      <w:tblGrid>
+        <w:gridCol w:w="8640"/>
+      </w:tblGrid>
+      <w:tr>
+        <w:trPr>
+          <w:trHeight w:val="1020" w:hRule="atLeast"/>
+        </w:trPr>
+        <w:tc>
+          <w:tcPr>
+            <w:tcW w:type="dxa" w:w="8640"/>
+          </w:tcPr>
+          <w:p>
+            <w:pPr>
+              <w:spacing w:before="40"/>
+            </w:pPr>
+          </w:p>
+        </w:tc>
+      </w:tr>
+    </w:tbl>
+    <w:p/>
     <w:p>
       <w:r>
         <w:rPr>
@@ -279,30 +283,32 @@
         <w:t>(AO2)</w:t>
       </w:r>
     </w:p>
-    <w:p>
-      <w:pPr>
-        <w:spacing w:before="260"/>
-        <w:pBdr>
-          <w:bottom w:val="single" w:sz="4" w:space="1" w:color="AAB4C0"/>
-        </w:pBdr>
-      </w:pPr>
-    </w:p>
-    <w:p>
-      <w:pPr>
-        <w:spacing w:before="260"/>
-        <w:pBdr>
-          <w:bottom w:val="single" w:sz="4" w:space="1" w:color="AAB4C0"/>
-        </w:pBdr>
-      </w:pPr>
-    </w:p>
-    <w:p>
-      <w:pPr>
-        <w:spacing w:before="260"/>
-        <w:pBdr>
-          <w:bottom w:val="single" w:sz="4" w:space="1" w:color="AAB4C0"/>
-        </w:pBdr>
-      </w:pPr>
-    </w:p>
+    <w:tbl>
+      <w:tblPr>
+        <w:tblStyle w:val="TableGrid"/>
+        <w:tblW w:type="auto" w:w="0"/>
+        <w:tblLook w:firstColumn="1" w:firstRow="1" w:lastColumn="0" w:lastRow="0" w:noHBand="0" w:noVBand="1" w:val="04A0"/>
+      </w:tblPr>
+      <w:tblGrid>
+        <w:gridCol w:w="8640"/>
+      </w:tblGrid>
+      <w:tr>
+        <w:trPr>
+          <w:trHeight w:val="1020" w:hRule="atLeast"/>
+        </w:trPr>
+        <w:tc>
+          <w:tcPr>
+            <w:tcW w:type="dxa" w:w="8640"/>
+          </w:tcPr>
+          <w:p>
+            <w:pPr>
+              <w:spacing w:before="40"/>
+            </w:pPr>
+          </w:p>
+        </w:tc>
+      </w:tr>
+    </w:tbl>
+    <w:p/>
     <w:p>
       <w:pPr>
         <w:pBdr>
@@ -382,38 +388,32 @@
         <w:t>(AO1/AO2)</w:t>
       </w:r>
     </w:p>
-    <w:p>
-      <w:pPr>
-        <w:spacing w:before="260"/>
-        <w:pBdr>
-          <w:bottom w:val="single" w:sz="4" w:space="1" w:color="AAB4C0"/>
-        </w:pBdr>
-      </w:pPr>
-    </w:p>
-    <w:p>
-      <w:pPr>
-        <w:spacing w:before="260"/>
-        <w:pBdr>
-          <w:bottom w:val="single" w:sz="4" w:space="1" w:color="AAB4C0"/>
-        </w:pBdr>
-      </w:pPr>
-    </w:p>
-    <w:p>
-      <w:pPr>
-        <w:spacing w:before="260"/>
-        <w:pBdr>
-          <w:bottom w:val="single" w:sz="4" w:space="1" w:color="AAB4C0"/>
-        </w:pBdr>
-      </w:pPr>
-    </w:p>
-    <w:p>
-      <w:pPr>
-        <w:spacing w:before="260"/>
-        <w:pBdr>
-          <w:bottom w:val="single" w:sz="4" w:space="1" w:color="AAB4C0"/>
-        </w:pBdr>
-      </w:pPr>
-    </w:p>
+    <w:tbl>
+      <w:tblPr>
+        <w:tblStyle w:val="TableGrid"/>
+        <w:tblW w:type="auto" w:w="0"/>
+        <w:tblLook w:firstColumn="1" w:firstRow="1" w:lastColumn="0" w:lastRow="0" w:noHBand="0" w:noVBand="1" w:val="04A0"/>
+      </w:tblPr>
+      <w:tblGrid>
+        <w:gridCol w:w="8640"/>
+      </w:tblGrid>
+      <w:tr>
+        <w:trPr>
+          <w:trHeight w:val="1360" w:hRule="atLeast"/>
+        </w:trPr>
+        <w:tc>
+          <w:tcPr>
+            <w:tcW w:type="dxa" w:w="8640"/>
+          </w:tcPr>
+          <w:p>
+            <w:pPr>
+              <w:spacing w:before="40"/>
+            </w:pPr>
+          </w:p>
+        </w:tc>
+      </w:tr>
+    </w:tbl>
+    <w:p/>
     <w:p>
       <w:pPr>
         <w:pBdr>
@@ -486,38 +486,32 @@
         <w:t>(AO2)</w:t>
       </w:r>
     </w:p>
-    <w:p>
-      <w:pPr>
-        <w:spacing w:before="260"/>
-        <w:pBdr>
-          <w:bottom w:val="single" w:sz="4" w:space="1" w:color="AAB4C0"/>
-        </w:pBdr>
-      </w:pPr>
-    </w:p>
-    <w:p>
-      <w:pPr>
-        <w:spacing w:before="260"/>
-        <w:pBdr>
-          <w:bottom w:val="single" w:sz="4" w:space="1" w:color="AAB4C0"/>
-        </w:pBdr>
-      </w:pPr>
-    </w:p>
-    <w:p>
-      <w:pPr>
-        <w:spacing w:before="260"/>
-        <w:pBdr>
-          <w:bottom w:val="single" w:sz="4" w:space="1" w:color="AAB4C0"/>
-        </w:pBdr>
-      </w:pPr>
-    </w:p>
-    <w:p>
-      <w:pPr>
-        <w:spacing w:before="260"/>
-        <w:pBdr>
-          <w:bottom w:val="single" w:sz="4" w:space="1" w:color="AAB4C0"/>
-        </w:pBdr>
-      </w:pPr>
-    </w:p>
+    <w:tbl>
+      <w:tblPr>
+        <w:tblStyle w:val="TableGrid"/>
+        <w:tblW w:type="auto" w:w="0"/>
+        <w:tblLook w:firstColumn="1" w:firstRow="1" w:lastColumn="0" w:lastRow="0" w:noHBand="0" w:noVBand="1" w:val="04A0"/>
+      </w:tblPr>
+      <w:tblGrid>
+        <w:gridCol w:w="8640"/>
+      </w:tblGrid>
+      <w:tr>
+        <w:trPr>
+          <w:trHeight w:val="1360" w:hRule="atLeast"/>
+        </w:trPr>
+        <w:tc>
+          <w:tcPr>
+            <w:tcW w:type="dxa" w:w="8640"/>
+          </w:tcPr>
+          <w:p>
+            <w:pPr>
+              <w:spacing w:before="40"/>
+            </w:pPr>
+          </w:p>
+        </w:tc>
+      </w:tr>
+    </w:tbl>
+    <w:p/>
     <w:p>
       <w:pPr>
         <w:pBdr>
@@ -599,22 +593,32 @@
         <w:t>(AO1)</w:t>
       </w:r>
     </w:p>
-    <w:p>
-      <w:pPr>
-        <w:spacing w:before="260"/>
-        <w:pBdr>
-          <w:bottom w:val="single" w:sz="4" w:space="1" w:color="AAB4C0"/>
-        </w:pBdr>
-      </w:pPr>
-    </w:p>
-    <w:p>
-      <w:pPr>
-        <w:spacing w:before="260"/>
-        <w:pBdr>
-          <w:bottom w:val="single" w:sz="4" w:space="1" w:color="AAB4C0"/>
-        </w:pBdr>
-      </w:pPr>
-    </w:p>
+    <w:tbl>
+      <w:tblPr>
+        <w:tblStyle w:val="TableGrid"/>
+        <w:tblW w:type="auto" w:w="0"/>
+        <w:tblLook w:firstColumn="1" w:firstRow="1" w:lastColumn="0" w:lastRow="0" w:noHBand="0" w:noVBand="1" w:val="04A0"/>
+      </w:tblPr>
+      <w:tblGrid>
+        <w:gridCol w:w="8640"/>
+      </w:tblGrid>
+      <w:tr>
+        <w:trPr>
+          <w:trHeight w:val="680" w:hRule="atLeast"/>
+        </w:trPr>
+        <w:tc>
+          <w:tcPr>
+            <w:tcW w:type="dxa" w:w="8640"/>
+          </w:tcPr>
+          <w:p>
+            <w:pPr>
+              <w:spacing w:before="40"/>
+            </w:pPr>
+          </w:p>
+        </w:tc>
+      </w:tr>
+    </w:tbl>
+    <w:p/>
     <w:p>
       <w:pPr>
         <w:pBdr>
@@ -652,22 +656,32 @@
         <w:t>(AO2)</w:t>
       </w:r>
     </w:p>
-    <w:p>
-      <w:pPr>
-        <w:spacing w:before="260"/>
-        <w:pBdr>
-          <w:bottom w:val="single" w:sz="4" w:space="1" w:color="AAB4C0"/>
-        </w:pBdr>
-      </w:pPr>
-    </w:p>
-    <w:p>
-      <w:pPr>
-        <w:spacing w:before="260"/>
-        <w:pBdr>
-          <w:bottom w:val="single" w:sz="4" w:space="1" w:color="AAB4C0"/>
-        </w:pBdr>
-      </w:pPr>
-    </w:p>
+    <w:tbl>
+      <w:tblPr>
+        <w:tblStyle w:val="TableGrid"/>
+        <w:tblW w:type="auto" w:w="0"/>
+        <w:tblLook w:firstColumn="1" w:firstRow="1" w:lastColumn="0" w:lastRow="0" w:noHBand="0" w:noVBand="1" w:val="04A0"/>
+      </w:tblPr>
+      <w:tblGrid>
+        <w:gridCol w:w="8640"/>
+      </w:tblGrid>
+      <w:tr>
+        <w:trPr>
+          <w:trHeight w:val="680" w:hRule="atLeast"/>
+        </w:trPr>
+        <w:tc>
+          <w:tcPr>
+            <w:tcW w:type="dxa" w:w="8640"/>
+          </w:tcPr>
+          <w:p>
+            <w:pPr>
+              <w:spacing w:before="40"/>
+            </w:pPr>
+          </w:p>
+        </w:tc>
+      </w:tr>
+    </w:tbl>
+    <w:p/>
     <w:p>
       <w:pPr>
         <w:pBdr>
@@ -752,30 +766,32 @@
         <w:t>(AO1)</w:t>
       </w:r>
     </w:p>
-    <w:p>
-      <w:pPr>
-        <w:spacing w:before="260"/>
-        <w:pBdr>
-          <w:bottom w:val="single" w:sz="4" w:space="1" w:color="AAB4C0"/>
-        </w:pBdr>
-      </w:pPr>
-    </w:p>
-    <w:p>
-      <w:pPr>
-        <w:spacing w:before="260"/>
-        <w:pBdr>
-          <w:bottom w:val="single" w:sz="4" w:space="1" w:color="AAB4C0"/>
-        </w:pBdr>
-      </w:pPr>
-    </w:p>
-    <w:p>
-      <w:pPr>
-        <w:spacing w:before="260"/>
-        <w:pBdr>
-          <w:bottom w:val="single" w:sz="4" w:space="1" w:color="AAB4C0"/>
-        </w:pBdr>
-      </w:pPr>
-    </w:p>
+    <w:tbl>
+      <w:tblPr>
+        <w:tblStyle w:val="TableGrid"/>
+        <w:tblW w:type="auto" w:w="0"/>
+        <w:tblLook w:firstColumn="1" w:firstRow="1" w:lastColumn="0" w:lastRow="0" w:noHBand="0" w:noVBand="1" w:val="04A0"/>
+      </w:tblPr>
+      <w:tblGrid>
+        <w:gridCol w:w="8640"/>
+      </w:tblGrid>
+      <w:tr>
+        <w:trPr>
+          <w:trHeight w:val="1020" w:hRule="atLeast"/>
+        </w:trPr>
+        <w:tc>
+          <w:tcPr>
+            <w:tcW w:type="dxa" w:w="8640"/>
+          </w:tcPr>
+          <w:p>
+            <w:pPr>
+              <w:spacing w:before="40"/>
+            </w:pPr>
+          </w:p>
+        </w:tc>
+      </w:tr>
+    </w:tbl>
+    <w:p/>
     <w:p>
       <w:pPr>
         <w:pBdr>
@@ -869,30 +885,32 @@
         <w:t>(AO1)</w:t>
       </w:r>
     </w:p>
-    <w:p>
-      <w:pPr>
-        <w:spacing w:before="260"/>
-        <w:pBdr>
-          <w:bottom w:val="single" w:sz="4" w:space="1" w:color="AAB4C0"/>
-        </w:pBdr>
-      </w:pPr>
-    </w:p>
-    <w:p>
-      <w:pPr>
-        <w:spacing w:before="260"/>
-        <w:pBdr>
-          <w:bottom w:val="single" w:sz="4" w:space="1" w:color="AAB4C0"/>
-        </w:pBdr>
-      </w:pPr>
-    </w:p>
-    <w:p>
-      <w:pPr>
-        <w:spacing w:before="260"/>
-        <w:pBdr>
-          <w:bottom w:val="single" w:sz="4" w:space="1" w:color="AAB4C0"/>
-        </w:pBdr>
-      </w:pPr>
-    </w:p>
+    <w:tbl>
+      <w:tblPr>
+        <w:tblStyle w:val="TableGrid"/>
+        <w:tblW w:type="auto" w:w="0"/>
+        <w:tblLook w:firstColumn="1" w:firstRow="1" w:lastColumn="0" w:lastRow="0" w:noHBand="0" w:noVBand="1" w:val="04A0"/>
+      </w:tblPr>
+      <w:tblGrid>
+        <w:gridCol w:w="8640"/>
+      </w:tblGrid>
+      <w:tr>
+        <w:trPr>
+          <w:trHeight w:val="1020" w:hRule="atLeast"/>
+        </w:trPr>
+        <w:tc>
+          <w:tcPr>
+            <w:tcW w:type="dxa" w:w="8640"/>
+          </w:tcPr>
+          <w:p>
+            <w:pPr>
+              <w:spacing w:before="40"/>
+            </w:pPr>
+          </w:p>
+        </w:tc>
+      </w:tr>
+    </w:tbl>
+    <w:p/>
     <w:p>
       <w:pPr>
         <w:pBdr>
@@ -972,30 +990,32 @@
         <w:t>(AO1)</w:t>
       </w:r>
     </w:p>
-    <w:p>
-      <w:pPr>
-        <w:spacing w:before="260"/>
-        <w:pBdr>
-          <w:bottom w:val="single" w:sz="4" w:space="1" w:color="AAB4C0"/>
-        </w:pBdr>
-      </w:pPr>
-    </w:p>
-    <w:p>
-      <w:pPr>
-        <w:spacing w:before="260"/>
-        <w:pBdr>
-          <w:bottom w:val="single" w:sz="4" w:space="1" w:color="AAB4C0"/>
-        </w:pBdr>
-      </w:pPr>
-    </w:p>
-    <w:p>
-      <w:pPr>
-        <w:spacing w:before="260"/>
-        <w:pBdr>
-          <w:bottom w:val="single" w:sz="4" w:space="1" w:color="AAB4C0"/>
-        </w:pBdr>
-      </w:pPr>
-    </w:p>
+    <w:tbl>
+      <w:tblPr>
+        <w:tblStyle w:val="TableGrid"/>
+        <w:tblW w:type="auto" w:w="0"/>
+        <w:tblLook w:firstColumn="1" w:firstRow="1" w:lastColumn="0" w:lastRow="0" w:noHBand="0" w:noVBand="1" w:val="04A0"/>
+      </w:tblPr>
+      <w:tblGrid>
+        <w:gridCol w:w="8640"/>
+      </w:tblGrid>
+      <w:tr>
+        <w:trPr>
+          <w:trHeight w:val="1020" w:hRule="atLeast"/>
+        </w:trPr>
+        <w:tc>
+          <w:tcPr>
+            <w:tcW w:type="dxa" w:w="8640"/>
+          </w:tcPr>
+          <w:p>
+            <w:pPr>
+              <w:spacing w:before="40"/>
+            </w:pPr>
+          </w:p>
+        </w:tc>
+      </w:tr>
+    </w:tbl>
+    <w:p/>
     <w:p>
       <w:pPr>
         <w:pBdr>

--- a/Course/1 Component 1 - Computer Systems/1.3 Exchanging Data/1.3.1 Compression, Encryption and Hashing/4 Homework (editable).docx
+++ b/Course/1 Component 1 - Computer Systems/1.3 Exchanging Data/1.3.1 Compression, Encryption and Hashing/4 Homework (editable).docx
@@ -57,7 +57,35 @@
           <w:b w:val="0"/>
           <w:i w:val="0"/>
         </w:rPr>
-        <w:t xml:space="preserve"> A backup program stores software installers and a folder of source-code text files. State which type of compression (lossless or lossy) should be used and give </w:t>
+        <w:t xml:space="preserve"> A backup program stores software installers and a folder of source-code text files. State which type of compression (</w:t>
+      </w:r>
+      <w:r>
+        <w:rPr>
+          <w:b/>
+          <w:i w:val="0"/>
+        </w:rPr>
+        <w:t>lossy</w:t>
+      </w:r>
+      <w:r>
+        <w:rPr>
+          <w:b w:val="0"/>
+          <w:i w:val="0"/>
+        </w:rPr>
+        <w:t xml:space="preserve"> or </w:t>
+      </w:r>
+      <w:r>
+        <w:rPr>
+          <w:b/>
+          <w:i w:val="0"/>
+        </w:rPr>
+        <w:t>lossless</w:t>
+      </w:r>
+      <w:r>
+        <w:rPr>
+          <w:b w:val="0"/>
+          <w:i w:val="0"/>
+        </w:rPr>
+        <w:t xml:space="preserve">) must be used, and give </w:t>
       </w:r>
       <w:r>
         <w:rPr>
@@ -155,14 +183,14 @@
           <w:b/>
           <w:i w:val="0"/>
         </w:rPr>
-        <w:t>Run Length Encoding</w:t>
+        <w:t>run-length encoding (RLE)</w:t>
       </w:r>
       <w:r>
         <w:rPr>
           <w:b w:val="0"/>
           <w:i w:val="0"/>
         </w:rPr>
-        <w:t xml:space="preserve"> to the following row of pixels. Write your answer as value+count pairs. </w:t>
+        <w:t xml:space="preserve"> to the following row of pixels. Write your answer as value–count pairs. </w:t>
       </w:r>
       <w:r>
         <w:rPr>
@@ -343,28 +371,14 @@
           <w:b/>
           <w:i w:val="0"/>
         </w:rPr>
-        <w:t>dictionary-based compression</w:t>
+        <w:t>dictionary coding</w:t>
       </w:r>
       <w:r>
         <w:rPr>
           <w:b w:val="0"/>
           <w:i w:val="0"/>
         </w:rPr>
-        <w:t xml:space="preserve"> reduces the size of a large text document, and state </w:t>
-      </w:r>
-      <w:r>
-        <w:rPr>
-          <w:b/>
-          <w:i w:val="0"/>
-        </w:rPr>
-        <w:t>one</w:t>
-      </w:r>
-      <w:r>
-        <w:rPr>
-          <w:b w:val="0"/>
-          <w:i w:val="0"/>
-        </w:rPr>
-        <w:t xml:space="preserve"> thing that must be supplied alongside the compressed data so it can be restored. </w:t>
+        <w:t xml:space="preserve"> reduces the size of a large text document, and state what must be available alongside the compressed data so the original document can be rebuilt. </w:t>
       </w:r>
       <w:r>
         <w:rPr>
@@ -462,7 +476,7 @@
           <w:b w:val="0"/>
           <w:i w:val="0"/>
         </w:rPr>
-        <w:t xml:space="preserve"> allows Bob to receive the file so that only he can read it. Refer to the public key and the private key. </w:t>
+        <w:t xml:space="preserve"> allows Bob to receive the file so that only he can read it. Refer to the public key and the private key in your answer. </w:t>
       </w:r>
       <w:r>
         <w:rPr>
@@ -569,7 +583,7 @@
           <w:b w:val="0"/>
           <w:i w:val="0"/>
         </w:rPr>
-        <w:t xml:space="preserve"> property of a hash function that makes this safe even if the database of hashes is stolen. </w:t>
+        <w:t xml:space="preserve"> property of a hash function that keeps the passwords safe even if the database of hashes is stolen. </w:t>
       </w:r>
       <w:r>
         <w:rPr>
@@ -721,7 +735,7 @@
           <w:b w:val="0"/>
           <w:i/>
         </w:rPr>
-        <w:t>(1.2.4)</w:t>
+        <w:t>(1.2.2)</w:t>
       </w:r>
       <w:r>
         <w:rPr>
@@ -742,7 +756,35 @@
           <w:b w:val="0"/>
           <w:i w:val="0"/>
         </w:rPr>
-        <w:t xml:space="preserve"> difference between a compiler and an interpreter. </w:t>
+        <w:t xml:space="preserve"> difference between a </w:t>
+      </w:r>
+      <w:r>
+        <w:rPr>
+          <w:b/>
+          <w:i w:val="0"/>
+        </w:rPr>
+        <w:t>compiler</w:t>
+      </w:r>
+      <w:r>
+        <w:rPr>
+          <w:b w:val="0"/>
+          <w:i w:val="0"/>
+        </w:rPr>
+        <w:t xml:space="preserve"> and an </w:t>
+      </w:r>
+      <w:r>
+        <w:rPr>
+          <w:b/>
+          <w:i w:val="0"/>
+        </w:rPr>
+        <w:t>interpreter</w:t>
+      </w:r>
+      <w:r>
+        <w:rPr>
+          <w:b w:val="0"/>
+          <w:i w:val="0"/>
+        </w:rPr>
+        <w:t xml:space="preserve">. </w:t>
       </w:r>
       <w:r>
         <w:rPr>
@@ -966,7 +1008,21 @@
           <w:b w:val="0"/>
           <w:i w:val="0"/>
         </w:rPr>
-        <w:t xml:space="preserve"> in an operating system. </w:t>
+        <w:t xml:space="preserve"> in an operating system, and give </w:t>
+      </w:r>
+      <w:r>
+        <w:rPr>
+          <w:b/>
+          <w:i w:val="0"/>
+        </w:rPr>
+        <w:t>one</w:t>
+      </w:r>
+      <w:r>
+        <w:rPr>
+          <w:b w:val="0"/>
+          <w:i w:val="0"/>
+        </w:rPr>
+        <w:t xml:space="preserve"> aim it tries to achieve. </w:t>
       </w:r>
       <w:r>
         <w:rPr>

--- a/Course/1 Component 1 - Computer Systems/1.3 Exchanging Data/1.3.1 Compression, Encryption and Hashing/4 Homework (editable).docx
+++ b/Course/1 Component 1 - Computer Systems/1.3 Exchanging Data/1.3.1 Compression, Encryption and Hashing/4 Homework (editable).docx
@@ -57,7 +57,16 @@
           <w:b w:val="0"/>
           <w:i w:val="0"/>
         </w:rPr>
-        <w:t xml:space="preserve"> A backup program stores software installers and a folder of source-code text files. State which type of compression (</w:t>
+        <w:t xml:space="preserve"> A backup program handles the files listed below.</w:t>
+      </w:r>
+    </w:p>
+    <w:p>
+      <w:r>
+        <w:rPr>
+          <w:b w:val="0"/>
+          <w:i w:val="0"/>
+        </w:rPr>
+        <w:t xml:space="preserve">(a) Complete the table to show whether each file must use </w:t>
       </w:r>
       <w:r>
         <w:rPr>
@@ -85,21 +94,7 @@
           <w:b w:val="0"/>
           <w:i w:val="0"/>
         </w:rPr>
-        <w:t xml:space="preserve">) must be used, and give </w:t>
-      </w:r>
-      <w:r>
-        <w:rPr>
-          <w:b/>
-          <w:i w:val="0"/>
-        </w:rPr>
-        <w:t>one</w:t>
-      </w:r>
-      <w:r>
-        <w:rPr>
-          <w:b w:val="0"/>
-          <w:i w:val="0"/>
-        </w:rPr>
-        <w:t xml:space="preserve"> reason why this type is essential for these files. </w:t>
+        <w:t xml:space="preserve"> compression. </w:t>
       </w:r>
       <w:r>
         <w:rPr>
@@ -120,7 +115,205 @@
           <w:b w:val="0"/>
           <w:i/>
         </w:rPr>
-        <w:t>(AO1/AO2)</w:t>
+        <w:t>(AO2)</w:t>
+      </w:r>
+    </w:p>
+    <w:tbl>
+      <w:tblPr>
+        <w:tblStyle w:val="TableGrid"/>
+        <w:tblW w:type="auto" w:w="0"/>
+        <w:tblLook w:firstColumn="1" w:firstRow="1" w:lastColumn="0" w:lastRow="0" w:noHBand="0" w:noVBand="1" w:val="04A0"/>
+      </w:tblPr>
+      <w:tblGrid>
+        <w:gridCol w:w="4320"/>
+        <w:gridCol w:w="4320"/>
+      </w:tblGrid>
+      <w:tr>
+        <w:tc>
+          <w:tcPr>
+            <w:tcW w:type="dxa" w:w="4320"/>
+            <w:shd w:fill="D9E2F3"/>
+          </w:tcPr>
+          <w:p>
+            <w:r>
+              <w:rPr>
+                <w:b/>
+              </w:rPr>
+            </w:r>
+            <w:r>
+              <w:rPr>
+                <w:b/>
+                <w:i w:val="0"/>
+              </w:rPr>
+              <w:t>File</w:t>
+            </w:r>
+          </w:p>
+        </w:tc>
+        <w:tc>
+          <w:tcPr>
+            <w:tcW w:type="dxa" w:w="4320"/>
+            <w:shd w:fill="D9E2F3"/>
+          </w:tcPr>
+          <w:p>
+            <w:r>
+              <w:rPr>
+                <w:b/>
+              </w:rPr>
+            </w:r>
+            <w:r>
+              <w:rPr>
+                <w:b/>
+                <w:i w:val="0"/>
+              </w:rPr>
+              <w:t>Lossy or lossless?</w:t>
+            </w:r>
+          </w:p>
+        </w:tc>
+      </w:tr>
+      <w:tr>
+        <w:tc>
+          <w:tcPr>
+            <w:tcW w:type="dxa" w:w="4320"/>
+          </w:tcPr>
+          <w:p>
+            <w:r/>
+            <w:r>
+              <w:rPr>
+                <w:b w:val="0"/>
+                <w:i w:val="0"/>
+              </w:rPr>
+              <w:t>Software installer kept as a backup</w:t>
+            </w:r>
+          </w:p>
+        </w:tc>
+        <w:tc>
+          <w:tcPr>
+            <w:tcW w:type="dxa" w:w="4320"/>
+          </w:tcPr>
+          <w:p>
+            <w:r/>
+          </w:p>
+        </w:tc>
+      </w:tr>
+      <w:tr>
+        <w:tc>
+          <w:tcPr>
+            <w:tcW w:type="dxa" w:w="4320"/>
+          </w:tcPr>
+          <w:p>
+            <w:r/>
+            <w:r>
+              <w:rPr>
+                <w:b w:val="0"/>
+                <w:i w:val="0"/>
+              </w:rPr>
+              <w:t>Photograph displayed on a web page</w:t>
+            </w:r>
+          </w:p>
+        </w:tc>
+        <w:tc>
+          <w:tcPr>
+            <w:tcW w:type="dxa" w:w="4320"/>
+          </w:tcPr>
+          <w:p>
+            <w:r/>
+          </w:p>
+        </w:tc>
+      </w:tr>
+      <w:tr>
+        <w:tc>
+          <w:tcPr>
+            <w:tcW w:type="dxa" w:w="4320"/>
+          </w:tcPr>
+          <w:p>
+            <w:r/>
+            <w:r>
+              <w:rPr>
+                <w:b w:val="0"/>
+                <w:i w:val="0"/>
+              </w:rPr>
+              <w:t>Folder of source-code text files</w:t>
+            </w:r>
+          </w:p>
+        </w:tc>
+        <w:tc>
+          <w:tcPr>
+            <w:tcW w:type="dxa" w:w="4320"/>
+          </w:tcPr>
+          <w:p>
+            <w:r/>
+          </w:p>
+        </w:tc>
+      </w:tr>
+      <w:tr>
+        <w:tc>
+          <w:tcPr>
+            <w:tcW w:type="dxa" w:w="4320"/>
+          </w:tcPr>
+          <w:p>
+            <w:r/>
+            <w:r>
+              <w:rPr>
+                <w:b w:val="0"/>
+                <w:i w:val="0"/>
+              </w:rPr>
+              <w:t>Music streamed to a phone</w:t>
+            </w:r>
+          </w:p>
+        </w:tc>
+        <w:tc>
+          <w:tcPr>
+            <w:tcW w:type="dxa" w:w="4320"/>
+          </w:tcPr>
+          <w:p>
+            <w:r/>
+          </w:p>
+        </w:tc>
+      </w:tr>
+    </w:tbl>
+    <w:p/>
+    <w:p>
+      <w:r>
+        <w:rPr>
+          <w:b w:val="0"/>
+          <w:i w:val="0"/>
+        </w:rPr>
+        <w:t xml:space="preserve">(b) Give </w:t>
+      </w:r>
+      <w:r>
+        <w:rPr>
+          <w:b/>
+          <w:i w:val="0"/>
+        </w:rPr>
+        <w:t>one</w:t>
+      </w:r>
+      <w:r>
+        <w:rPr>
+          <w:b w:val="0"/>
+          <w:i w:val="0"/>
+        </w:rPr>
+        <w:t xml:space="preserve"> reason why your choice for the source-code text files is essential. </w:t>
+      </w:r>
+      <w:r>
+        <w:rPr>
+          <w:b/>
+          <w:i w:val="0"/>
+        </w:rPr>
+        <w:t>[1]</w:t>
+      </w:r>
+      <w:r>
+        <w:rPr>
+          <w:b w:val="0"/>
+          <w:i w:val="0"/>
+        </w:rPr>
+        <w:t xml:space="preserve"> </w:t>
+      </w:r>
+      <w:r>
+        <w:rPr>
+          <w:b w:val="0"/>
+          <w:i/>
+        </w:rPr>
+        <w:t>(AO2)</w:t>
       </w:r>
     </w:p>
     <w:tbl>
@@ -134,7 +327,7 @@
       </w:tblGrid>
       <w:tr>
         <w:trPr>
-          <w:trHeight w:val="1020" w:hRule="atLeast"/>
+          <w:trHeight w:val="680" w:hRule="atLeast"/>
         </w:trPr>
         <w:tc>
           <w:tcPr>
@@ -150,20 +343,6 @@
     </w:tbl>
     <w:p/>
     <w:p>
-      <w:pPr>
-        <w:pBdr>
-          <w:bottom w:val="single" w:sz="6" w:space="1" w:color="AAAAAA"/>
-        </w:pBdr>
-      </w:pPr>
-    </w:p>
-    <w:p>
-      <w:pPr>
-        <w:pBdr>
-          <w:bottom w:val="single" w:sz="6" w:space="1" w:color="AAAAAA"/>
-        </w:pBdr>
-      </w:pPr>
-    </w:p>
-    <w:p>
       <w:r>
         <w:rPr>
           <w:b/>
@@ -176,7 +355,7 @@
           <w:b w:val="0"/>
           <w:i w:val="0"/>
         </w:rPr>
-        <w:t xml:space="preserve"> Apply </w:t>
+        <w:t xml:space="preserve"> A student applied </w:t>
       </w:r>
       <w:r>
         <w:rPr>
@@ -190,7 +369,57 @@
           <w:b w:val="0"/>
           <w:i w:val="0"/>
         </w:rPr>
-        <w:t xml:space="preserve"> to the following row of pixels. Write your answer as value–count pairs. </w:t>
+        <w:t xml:space="preserve"> to this row of pixels:</w:t>
+      </w:r>
+    </w:p>
+    <w:p>
+      <w:r>
+        <w:rPr>
+          <w:rFonts w:ascii="Consolas" w:hAnsi="Consolas"/>
+          <w:b w:val="0"/>
+          <w:i w:val="0"/>
+          <w:sz w:val="19"/>
+        </w:rPr>
+        <w:t>R R R R G G G R R B B B B</w:t>
+      </w:r>
+    </w:p>
+    <w:p>
+      <w:r>
+        <w:rPr>
+          <w:b w:val="0"/>
+          <w:i w:val="0"/>
+        </w:rPr>
+        <w:t xml:space="preserve">The student wrote the encoding </w:t>
+      </w:r>
+      <w:r>
+        <w:rPr>
+          <w:rFonts w:ascii="Consolas" w:hAnsi="Consolas"/>
+          <w:b w:val="0"/>
+          <w:i w:val="0"/>
+          <w:sz w:val="19"/>
+        </w:rPr>
+        <w:t>3R 3G 2R 5B</w:t>
+      </w:r>
+      <w:r>
+        <w:rPr>
+          <w:b w:val="0"/>
+          <w:i w:val="0"/>
+        </w:rPr>
+        <w:t xml:space="preserve">, which contains </w:t>
+      </w:r>
+      <w:r>
+        <w:rPr>
+          <w:b/>
+          <w:i w:val="0"/>
+        </w:rPr>
+        <w:t>two</w:t>
+      </w:r>
+      <w:r>
+        <w:rPr>
+          <w:b w:val="0"/>
+          <w:i w:val="0"/>
+        </w:rPr>
+        <w:t xml:space="preserve"> errors. Identify both errors and write the fully correct encoding. </w:t>
       </w:r>
       <w:r>
         <w:rPr>
@@ -240,24 +469,6 @@
       </w:tr>
     </w:tbl>
     <w:p/>
-    <w:p>
-      <w:r>
-        <w:rPr>
-          <w:rFonts w:ascii="Consolas" w:hAnsi="Consolas"/>
-          <w:b w:val="0"/>
-          <w:i w:val="0"/>
-          <w:sz w:val="19"/>
-        </w:rPr>
-        <w:t>R R R R G G G R R B B B B</w:t>
-      </w:r>
-    </w:p>
-    <w:p>
-      <w:pPr>
-        <w:pBdr>
-          <w:bottom w:val="single" w:sz="6" w:space="1" w:color="AAAAAA"/>
-        </w:pBdr>
-      </w:pPr>
-    </w:p>
     <w:p>
       <w:r>
         <w:rPr>
@@ -338,20 +549,6 @@
     </w:tbl>
     <w:p/>
     <w:p>
-      <w:pPr>
-        <w:pBdr>
-          <w:bottom w:val="single" w:sz="6" w:space="1" w:color="AAAAAA"/>
-        </w:pBdr>
-      </w:pPr>
-    </w:p>
-    <w:p>
-      <w:pPr>
-        <w:pBdr>
-          <w:bottom w:val="single" w:sz="6" w:space="1" w:color="AAAAAA"/>
-        </w:pBdr>
-      </w:pPr>
-    </w:p>
-    <w:p>
       <w:r>
         <w:rPr>
           <w:b/>
@@ -364,7 +561,7 @@
           <w:b w:val="0"/>
           <w:i w:val="0"/>
         </w:rPr>
-        <w:t xml:space="preserve"> Explain how </w:t>
+        <w:t xml:space="preserve"> Complete the paragraph about </w:t>
       </w:r>
       <w:r>
         <w:rPr>
@@ -378,14 +575,14 @@
           <w:b w:val="0"/>
           <w:i w:val="0"/>
         </w:rPr>
-        <w:t xml:space="preserve"> reduces the size of a large text document, and state what must be available alongside the compressed data so the original document can be rebuilt. </w:t>
+        <w:t xml:space="preserve"> using words from the word bank. Not all the words are used. </w:t>
       </w:r>
       <w:r>
         <w:rPr>
           <w:b/>
           <w:i w:val="0"/>
         </w:rPr>
-        <w:t>[3]</w:t>
+        <w:t>[2]</w:t>
       </w:r>
       <w:r>
         <w:rPr>
@@ -399,55 +596,33 @@
           <w:b w:val="0"/>
           <w:i/>
         </w:rPr>
-        <w:t>(AO1/AO2)</w:t>
+        <w:t>(AO1)</w:t>
       </w:r>
     </w:p>
-    <w:tbl>
-      <w:tblPr>
-        <w:tblStyle w:val="TableGrid"/>
-        <w:tblW w:type="auto" w:w="0"/>
-        <w:tblLook w:firstColumn="1" w:firstRow="1" w:lastColumn="0" w:lastRow="0" w:noHBand="0" w:noVBand="1" w:val="04A0"/>
-      </w:tblPr>
-      <w:tblGrid>
-        <w:gridCol w:w="8640"/>
-      </w:tblGrid>
-      <w:tr>
-        <w:trPr>
-          <w:trHeight w:val="1360" w:hRule="atLeast"/>
-        </w:trPr>
-        <w:tc>
-          <w:tcPr>
-            <w:tcW w:type="dxa" w:w="8640"/>
-          </w:tcPr>
-          <w:p>
-            <w:pPr>
-              <w:spacing w:before="40"/>
-            </w:pPr>
-          </w:p>
-        </w:tc>
-      </w:tr>
-    </w:tbl>
-    <w:p/>
     <w:p>
-      <w:pPr>
-        <w:pBdr>
-          <w:bottom w:val="single" w:sz="6" w:space="1" w:color="AAAAAA"/>
-        </w:pBdr>
-      </w:pPr>
+      <w:r>
+        <w:rPr>
+          <w:b w:val="0"/>
+          <w:i w:val="0"/>
+        </w:rPr>
+        <w:t>In dictionary coding, frequently occurring words or patterns in the text are stored once in a (a) __________ . Each occurrence in the document is replaced by a short (b) __________ that points to the matching entry. Because each reference takes less space than the pattern it replaces, the compressed file is (c) __________ than the original. The dictionary must be stored or transmitted with the compressed data so the references can be looked up during (d) __________ .</w:t>
+      </w:r>
     </w:p>
     <w:p>
-      <w:pPr>
-        <w:pBdr>
-          <w:bottom w:val="single" w:sz="6" w:space="1" w:color="AAAAAA"/>
-        </w:pBdr>
-      </w:pPr>
-    </w:p>
-    <w:p>
-      <w:pPr>
-        <w:pBdr>
-          <w:bottom w:val="single" w:sz="6" w:space="1" w:color="AAAAAA"/>
-        </w:pBdr>
-      </w:pPr>
+      <w:r>
+        <w:rPr>
+          <w:b/>
+          <w:i w:val="0"/>
+        </w:rPr>
+        <w:t>Word bank:</w:t>
+      </w:r>
+      <w:r>
+        <w:rPr>
+          <w:b w:val="0"/>
+          <w:i w:val="0"/>
+        </w:rPr>
+        <w:t xml:space="preserve"> decompression · dictionary · index · key · larger · pixel · smaller</w:t>
+      </w:r>
     </w:p>
     <w:p>
       <w:r>
@@ -462,7 +637,7 @@
           <w:b w:val="0"/>
           <w:i w:val="0"/>
         </w:rPr>
-        <w:t xml:space="preserve"> Alice wants to send a confidential file to Bob, whom she has never met, over the internet. Explain how </w:t>
+        <w:t xml:space="preserve"> Alice wants to send a confidential file to Bob, whom she has never met, so that only Bob can read it. Number the steps of the </w:t>
       </w:r>
       <w:r>
         <w:rPr>
@@ -476,7 +651,7 @@
           <w:b w:val="0"/>
           <w:i w:val="0"/>
         </w:rPr>
-        <w:t xml:space="preserve"> allows Bob to receive the file so that only he can read it. Refer to the public key and the private key in your answer. </w:t>
+        <w:t xml:space="preserve"> process from 1 to 6 in the correct order. </w:t>
       </w:r>
       <w:r>
         <w:rPr>
@@ -507,46 +682,203 @@
         <w:tblLook w:firstColumn="1" w:firstRow="1" w:lastColumn="0" w:lastRow="0" w:noHBand="0" w:noVBand="1" w:val="04A0"/>
       </w:tblPr>
       <w:tblGrid>
-        <w:gridCol w:w="8640"/>
+        <w:gridCol w:w="4320"/>
+        <w:gridCol w:w="4320"/>
       </w:tblGrid>
       <w:tr>
-        <w:trPr>
-          <w:trHeight w:val="1360" w:hRule="atLeast"/>
-        </w:trPr>
         <w:tc>
           <w:tcPr>
-            <w:tcW w:type="dxa" w:w="8640"/>
+            <w:tcW w:type="dxa" w:w="4320"/>
+            <w:shd w:fill="D9E2F3"/>
           </w:tcPr>
           <w:p>
-            <w:pPr>
-              <w:spacing w:before="40"/>
-            </w:pPr>
+            <w:r>
+              <w:rPr>
+                <w:b/>
+              </w:rPr>
+            </w:r>
+            <w:r>
+              <w:rPr>
+                <w:b/>
+                <w:i w:val="0"/>
+              </w:rPr>
+              <w:t>Step</w:t>
+            </w:r>
+          </w:p>
+        </w:tc>
+        <w:tc>
+          <w:tcPr>
+            <w:tcW w:type="dxa" w:w="4320"/>
+            <w:shd w:fill="D9E2F3"/>
+          </w:tcPr>
+          <w:p>
+            <w:r>
+              <w:rPr>
+                <w:b/>
+              </w:rPr>
+            </w:r>
+            <w:r>
+              <w:rPr>
+                <w:b/>
+                <w:i w:val="0"/>
+              </w:rPr>
+              <w:t>Order (1–6)</w:t>
+            </w:r>
+          </w:p>
+        </w:tc>
+      </w:tr>
+      <w:tr>
+        <w:tc>
+          <w:tcPr>
+            <w:tcW w:type="dxa" w:w="4320"/>
+          </w:tcPr>
+          <w:p>
+            <w:r/>
+            <w:r>
+              <w:rPr>
+                <w:b w:val="0"/>
+                <w:i w:val="0"/>
+              </w:rPr>
+              <w:t>Alice encrypts the file using Bob's public key.</w:t>
+            </w:r>
+          </w:p>
+        </w:tc>
+        <w:tc>
+          <w:tcPr>
+            <w:tcW w:type="dxa" w:w="4320"/>
+          </w:tcPr>
+          <w:p>
+            <w:r/>
+          </w:p>
+        </w:tc>
+      </w:tr>
+      <w:tr>
+        <w:tc>
+          <w:tcPr>
+            <w:tcW w:type="dxa" w:w="4320"/>
+          </w:tcPr>
+          <w:p>
+            <w:r/>
+            <w:r>
+              <w:rPr>
+                <w:b w:val="0"/>
+                <w:i w:val="0"/>
+              </w:rPr>
+              <w:t>Bob generates a matching public and private key pair.</w:t>
+            </w:r>
+          </w:p>
+        </w:tc>
+        <w:tc>
+          <w:tcPr>
+            <w:tcW w:type="dxa" w:w="4320"/>
+          </w:tcPr>
+          <w:p>
+            <w:r/>
+          </w:p>
+        </w:tc>
+      </w:tr>
+      <w:tr>
+        <w:tc>
+          <w:tcPr>
+            <w:tcW w:type="dxa" w:w="4320"/>
+          </w:tcPr>
+          <w:p>
+            <w:r/>
+            <w:r>
+              <w:rPr>
+                <w:b w:val="0"/>
+                <w:i w:val="0"/>
+              </w:rPr>
+              <w:t>Bob uses his private key to decrypt the file.</w:t>
+            </w:r>
+          </w:p>
+        </w:tc>
+        <w:tc>
+          <w:tcPr>
+            <w:tcW w:type="dxa" w:w="4320"/>
+          </w:tcPr>
+          <w:p>
+            <w:r/>
+          </w:p>
+        </w:tc>
+      </w:tr>
+      <w:tr>
+        <w:tc>
+          <w:tcPr>
+            <w:tcW w:type="dxa" w:w="4320"/>
+          </w:tcPr>
+          <w:p>
+            <w:r/>
+            <w:r>
+              <w:rPr>
+                <w:b w:val="0"/>
+                <w:i w:val="0"/>
+              </w:rPr>
+              <w:t>Alice obtains a copy of Bob's public key.</w:t>
+            </w:r>
+          </w:p>
+        </w:tc>
+        <w:tc>
+          <w:tcPr>
+            <w:tcW w:type="dxa" w:w="4320"/>
+          </w:tcPr>
+          <w:p>
+            <w:r/>
+          </w:p>
+        </w:tc>
+      </w:tr>
+      <w:tr>
+        <w:tc>
+          <w:tcPr>
+            <w:tcW w:type="dxa" w:w="4320"/>
+          </w:tcPr>
+          <w:p>
+            <w:r/>
+            <w:r>
+              <w:rPr>
+                <w:b w:val="0"/>
+                <w:i w:val="0"/>
+              </w:rPr>
+              <w:t>The encrypted file is sent to Bob across the internet.</w:t>
+            </w:r>
+          </w:p>
+        </w:tc>
+        <w:tc>
+          <w:tcPr>
+            <w:tcW w:type="dxa" w:w="4320"/>
+          </w:tcPr>
+          <w:p>
+            <w:r/>
+          </w:p>
+        </w:tc>
+      </w:tr>
+      <w:tr>
+        <w:tc>
+          <w:tcPr>
+            <w:tcW w:type="dxa" w:w="4320"/>
+          </w:tcPr>
+          <w:p>
+            <w:r/>
+            <w:r>
+              <w:rPr>
+                <w:b w:val="0"/>
+                <w:i w:val="0"/>
+              </w:rPr>
+              <w:t>Bob makes his public key openly available.</w:t>
+            </w:r>
+          </w:p>
+        </w:tc>
+        <w:tc>
+          <w:tcPr>
+            <w:tcW w:type="dxa" w:w="4320"/>
+          </w:tcPr>
+          <w:p>
+            <w:r/>
           </w:p>
         </w:tc>
       </w:tr>
     </w:tbl>
     <w:p/>
-    <w:p>
-      <w:pPr>
-        <w:pBdr>
-          <w:bottom w:val="single" w:sz="6" w:space="1" w:color="AAAAAA"/>
-        </w:pBdr>
-      </w:pPr>
-    </w:p>
-    <w:p>
-      <w:pPr>
-        <w:pBdr>
-          <w:bottom w:val="single" w:sz="6" w:space="1" w:color="AAAAAA"/>
-        </w:pBdr>
-      </w:pPr>
-    </w:p>
-    <w:p>
-      <w:pPr>
-        <w:pBdr>
-          <w:bottom w:val="single" w:sz="6" w:space="1" w:color="AAAAAA"/>
-        </w:pBdr>
-      </w:pPr>
-    </w:p>
     <w:p>
       <w:r>
         <w:rPr>
@@ -634,13 +966,6 @@
     </w:tbl>
     <w:p/>
     <w:p>
-      <w:pPr>
-        <w:pBdr>
-          <w:bottom w:val="single" w:sz="6" w:space="1" w:color="AAAAAA"/>
-        </w:pBdr>
-      </w:pPr>
-    </w:p>
-    <w:p>
       <w:r>
         <w:rPr>
           <w:b w:val="0"/>
@@ -696,13 +1021,6 @@
       </w:tr>
     </w:tbl>
     <w:p/>
-    <w:p>
-      <w:pPr>
-        <w:pBdr>
-          <w:bottom w:val="single" w:sz="6" w:space="1" w:color="AAAAAA"/>
-        </w:pBdr>
-      </w:pPr>
-    </w:p>
     <w:p>
       <w:pPr>
         <w:pStyle w:val="Heading2"/>
@@ -835,20 +1153,6 @@
     </w:tbl>
     <w:p/>
     <w:p>
-      <w:pPr>
-        <w:pBdr>
-          <w:bottom w:val="single" w:sz="6" w:space="1" w:color="AAAAAA"/>
-        </w:pBdr>
-      </w:pPr>
-    </w:p>
-    <w:p>
-      <w:pPr>
-        <w:pBdr>
-          <w:bottom w:val="single" w:sz="6" w:space="1" w:color="AAAAAA"/>
-        </w:pBdr>
-      </w:pPr>
-    </w:p>
-    <w:p>
       <w:r>
         <w:rPr>
           <w:b/>
@@ -954,20 +1258,6 @@
     </w:tbl>
     <w:p/>
     <w:p>
-      <w:pPr>
-        <w:pBdr>
-          <w:bottom w:val="single" w:sz="6" w:space="1" w:color="AAAAAA"/>
-        </w:pBdr>
-      </w:pPr>
-    </w:p>
-    <w:p>
-      <w:pPr>
-        <w:pBdr>
-          <w:bottom w:val="single" w:sz="6" w:space="1" w:color="AAAAAA"/>
-        </w:pBdr>
-      </w:pPr>
-    </w:p>
-    <w:p>
       <w:r>
         <w:rPr>
           <w:b/>
@@ -1072,20 +1362,6 @@
       </w:tr>
     </w:tbl>
     <w:p/>
-    <w:p>
-      <w:pPr>
-        <w:pBdr>
-          <w:bottom w:val="single" w:sz="6" w:space="1" w:color="AAAAAA"/>
-        </w:pBdr>
-      </w:pPr>
-    </w:p>
-    <w:p>
-      <w:pPr>
-        <w:pBdr>
-          <w:bottom w:val="single" w:sz="6" w:space="1" w:color="AAAAAA"/>
-        </w:pBdr>
-      </w:pPr>
-    </w:p>
     <w:p>
       <w:pPr>
         <w:pBdr>
